--- a/KURIKULUM2026_REVISI/016_ANALISIS_BoK_APTIKOM_REDUNDANSI_DAN_PIPELINE_AI.docx
+++ b/KURIKULUM2026_REVISI/016_ANALISIS_BoK_APTIKOM_REDUNDANSI_DAN_PIPELINE_AI.docx
@@ -230,7 +230,7 @@
           <w:color w:val="262626"/>
           <w:sz w:val="21"/>
         </w:rPr>
-        <w:t>Penajaman Posisi `STI-302 Sistem Cerdas` (Symbolic &amp; Fuzzy AI)</w:t>
+        <w:t>Penajaman Posisi `STI-307 Sistem Cerdas` (Symbolic &amp; Fuzzy AI)</w:t>
       </w:r>
       <w:r>
         <w:rPr>
@@ -621,7 +621,7 @@
               <w:br/>
               <w:t>│ 1  │ • STI-103 Logika Inf (3 SKS)│ BK-IS10:                  │ • APTIKOM IS2020 &amp; IT2017 TIDAK PERNAH memisahkan│</w:t>
               <w:br/>
-              <w:t>│    │ • STI-201 Matdis (3 SKS)    │ Applied Mathematics       │   Logika Informatika dan Matematika Diskrit.     │</w:t>
+              <w:t>│    │ • STI-204 Matdis (3 SKS)    │ Applied Mathematics       │   Logika Informatika dan Matematika Diskrit.     │</w:t>
               <w:br/>
               <w:t>│    │                             │ and Logic                 │ • Seluruh materi logika proposisi, predikat, &amp;   │</w:t>
               <w:br/>
@@ -633,7 +633,7 @@
               <w:br/>
               <w:t>│ 2  │ • FST-204 Pengantar AI (3)  │ BK-IS16 / BK-IT02:        │ • FST-204 adalah literasi global &amp; GenAI,        │</w:t>
               <w:br/>
-              <w:t>│    │ • STI-302 Sistem Cerdas (2) │ AI &amp; Intelligent Systems  │   sedangkan STI-302 difokuskan pada Symbolic AI  │</w:t>
+              <w:t>│    │ • STI-307 Sistem Cerdas (2) │ AI &amp; Intelligent Systems  │   sedangkan STI-307 difokuskan pada Symbolic AI  │</w:t>
               <w:br/>
               <w:t>│    │                             │                           │   dan Logika Fuzzy (FLC) untuk IoT &amp; DSS.        │</w:t>
               <w:br/>
@@ -641,23 +641,23 @@
               <w:br/>
               <w:t>├────┼─────────────────────────────┼───────────────────────────┼──────────────────────────────────────────────────┤</w:t>
               <w:br/>
-              <w:t>│ 3  │ • STI-401 Machine Learn (3) │ BK-IS13 (BI &amp; Analytics)  │ • APTIKOM membagi analitik data secara tegas:    │</w:t>
+              <w:t>│ 3  │ • STI-413 Machine Learn (3) │ BK-IS13 (BI &amp; Analytics)  │ • APTIKOM membagi analitik data secara tegas:    │</w:t>
               <w:br/>
-              <w:t>│    │ • STI-402 DW &amp; BI (3 SKS)   │            vs             │   1. BI &amp; Data Analytics (DW/Dashboard = STI-402)│</w:t>
+              <w:t>│    │ • STI-415 DW &amp; BI (3 SKS)   │            vs             │   1. BI &amp; Data Analytics (DW/Dashboard = STI-415)│</w:t>
               <w:br/>
-              <w:t>│    │ • STI-503 Data Mining (3 SKS│ BK-IS18 (Machine Learning)│   2. Predictive Modeling (ML/DL = STI-401/501).  │</w:t>
+              <w:t>│    │ • STI-520 Data Mining (3 SKS│ BK-IS18 (Machine Learning)│   2. Predictive Modeling (ML/DL = STI-413/501).  │</w:t>
               <w:br/>
-              <w:t>│    │                             │                           │ • STI-503 harus difokuskan pada Visualisasi Data │</w:t>
+              <w:t>│    │                             │                           │ • STI-520 harus difokuskan pada Visualisasi Data │</w:t>
               <w:br/>
               <w:t>│    │                             │                           │   Bisnis dan Exploratory Data Analysis (EDA).    │</w:t>
               <w:br/>
               <w:t>├────┼─────────────────────────────┼───────────────────────────┼──────────────────────────────────────────────────┤</w:t>
               <w:br/>
-              <w:t>│ 4  │ • STI-603 Keamanan Lanjut(3)│ BK-IS06 / BK-IT06:        │ • STI-603 di Wajib Prodi mengajarkan ISO 27001 &amp; │</w:t>
+              <w:t>│ 4  │ • STI-519 Keamanan Lanjut(3)│ BK-IS06 / BK-IT06:        │ • STI-626 di Wajib Prodi mengajarkan ISO 27001 &amp; │</w:t>
               <w:br/>
-              <w:t>│    │ • STB-03 Cyber Risk Mgmt (3)│ Information Security and  │   Risk Assessment Framework.                     │</w:t>
+              <w:t>│    │ • STB-602 Cyber Risk Mgmt (3)│ Information Security and  │   Risk Assessment Framework.                     │</w:t>
               <w:br/>
-              <w:t>│    │                             │ Risk Management           │ • STB-03 di Peminatan 2 direposisi menjadi Cloud │</w:t>
+              <w:t>│    │                             │ Risk Management           │ • STB-602 di Peminatan 2 direposisi menjadi Cloud │</w:t>
               <w:br/>
               <w:t>│    │                             │                           │   Security &amp; DevSecOps agar berbasis teknis lab. │</w:t>
               <w:br/>
@@ -696,7 +696,7 @@
           <w:color w:val="1F3864"/>
           <w:sz w:val="26"/>
         </w:rPr>
-        <w:t>4. PENAJAMAN PERAN: `FST-204` (BIRD'S-EYE VIEW GEN-AI) VS `STI-302` (SYMBOLIC &amp; FUZZY AI)</w:t>
+        <w:t>4. PENAJAMAN PERAN: `FST-204` (BIRD'S-EYE VIEW GEN-AI) VS `STI-307` (SYMBOLIC &amp; FUZZY AI)</w:t>
       </w:r>
     </w:p>
     <w:p>
@@ -753,11 +753,11 @@
               </w:rPr>
               <w:t>┌──────────────────────────────────────────────────────────────────────────────────────────────────┐</w:t>
               <w:br/>
-              <w:t>│              DEMARKASI SILABUS: FST-204 (FAKULTAS) VS STI-302 (CORE PRODI)                       │</w:t>
+              <w:t>│              DEMARKASI SILABUS: FST-204 (FAKULTAS) VS STI-307 (CORE PRODI)                       │</w:t>
               <w:br/>
               <w:t>├──────────────────────────────────────────────────┬───────────────────────────────────────────────┤</w:t>
               <w:br/>
-              <w:t>│ FST-204: PENGANTAR AI &amp; DATA (3 SKS, SEM 2)      │ STI-302: SISTEM CERDAS (2 SKS, SEM 3)         │</w:t>
+              <w:t>│ FST-204: PENGANTAR AI &amp; DATA (3 SKS, SEM 2)      │ STI-307: SISTEM CERDAS (2 SKS, SEM 3)         │</w:t>
               <w:br/>
               <w:t>│ (Fokus: Literasi Global, Generative AI &amp; Data)   │ (Fokus: Symbolic Reasoning &amp; Fuzzy Systems)   │</w:t>
               <w:br/>
@@ -865,7 +865,7 @@
               </w:rPr>
               <w:t xml:space="preserve">                               ┌─────────────────────────────────────────────────┐</w:t>
               <w:br/>
-              <w:t xml:space="preserve">                               │ SEMESTER 6: STI-601 Integrasi Layanan Cerdas AI │</w:t>
+              <w:t xml:space="preserve">                               │ SEMESTER 6: STI-624 Integrasi Layanan Cerdas AI │</w:t>
               <w:br/>
               <w:t xml:space="preserve">                               │ • API AI/LLM Microservices • Web/Mobile Deploy  │</w:t>
               <w:br/>
@@ -875,7 +875,7 @@
               <w:br/>
               <w:t xml:space="preserve">                               ┌────────────────────────┴────────────────────────┐</w:t>
               <w:br/>
-              <w:t xml:space="preserve">                               │ SEMESTER 5: STI-501 Deep Learning (+P)          │</w:t>
+              <w:t xml:space="preserve">                               │ SEMESTER 5: STI-626 Deep Learning (+P)          │</w:t>
               <w:br/>
               <w:t xml:space="preserve">                               │ • Computer Vision • CNN • PyTorch Architecture  │</w:t>
               <w:br/>
@@ -889,7 +889,7 @@
               <w:br/>
               <w:t xml:space="preserve">  ┌──────────────┴──────────────────────────────┐               ┌──────────────────────────────┴──────────────┐</w:t>
               <w:br/>
-              <w:t xml:space="preserve">  │ SEMESTER 4: STI-401 Machine Learning (+P)   │               │ SEMESTER 4: STI-403 Pengantar NLP &amp; IR (+P) │</w:t>
+              <w:t xml:space="preserve">  │ SEMESTER 4: STI-413 Machine Learning (+P)   │               │ SEMESTER 4: STI-414 Pengantar NLP &amp; IR (+P) │</w:t>
               <w:br/>
               <w:t xml:space="preserve">  │ • Statistical AI • Scikit-Learn • Regresi/Tree│               │ • Text Preprocessing • TF-IDF • Vector Space│</w:t>
               <w:br/>
@@ -903,7 +903,7 @@
               <w:br/>
               <w:t xml:space="preserve">                               ┌────────────────────────┴────────────────────────┐</w:t>
               <w:br/>
-              <w:t xml:space="preserve">                               │ SEMESTER 3: STI-302 Sistem Cerdas (2 SKS)       │</w:t>
+              <w:t xml:space="preserve">                               │ SEMESTER 3: STI-307 Sistem Cerdas (2 SKS)       │</w:t>
               <w:br/>
               <w:t xml:space="preserve">                               │ • Symbolic AI • Rule-Based • Fuzzy Logic Engine │</w:t>
               <w:br/>
@@ -1000,7 +1000,7 @@
           <w:color w:val="262626"/>
           <w:sz w:val="21"/>
         </w:rPr>
-        <w:t>`STI-201 Matematika Diskrit &amp; Logika (3 SKS)`</w:t>
+        <w:t>`STI-204 Matematika Diskrit &amp; Logika (3 SKS)`</w:t>
       </w:r>
       <w:r>
         <w:rPr>
